--- a/Smart_city-Rapport1.docx
+++ b/Smart_city-Rapport1.docx
@@ -1272,17 +1272,7 @@
           <w:sz w:val="22"/>
           <w:szCs w:val="22"/>
         </w:rPr>
-        <w:t xml:space="preserve">Face à la croissance urbaine accélérée et à l’augmentation continue de la demande </w:t>
-      </w:r>
-      <w:bookmarkStart w:id="0" w:name="_GoBack"/>
-      <w:bookmarkEnd w:id="0"/>
-      <w:r>
-        <w:rPr>
-          <w:rFonts w:hint="default" w:ascii="Times New Roman" w:hAnsi="Times New Roman" w:cs="Times New Roman"/>
-          <w:sz w:val="22"/>
-          <w:szCs w:val="22"/>
-        </w:rPr>
-        <w:t>énergétique, les villes modernes sont confrontées à des défis majeurs en matière d’optimisation, de durabilité et de résilience des infrastructures énergétiques. La transition vers des modèles intelligents de gestion énergétique constitue aujourd’hui un levier stratégique pour améliorer l’efficacité, réduire les pertes et intégrer les énergies renouvelables de manière harmonieuse.</w:t>
+        <w:t>Face à la croissance urbaine accélérée et à l’augmentation continue de la demande énergétique, les villes modernes sont confrontées à des défis majeurs en matière d’optimisation, de durabilité et de résilience des infrastructures énergétiques. La transition vers des modèles intelligents de gestion énergétique constitue aujourd’hui un levier stratégique pour améliorer l’efficacité, réduire les pertes et intégrer les énergies renouvelables de manière harmonieuse.</w:t>
       </w:r>
     </w:p>
     <w:p>
@@ -1666,7 +1656,26 @@
           <w:sz w:val="24"/>
           <w:szCs w:val="24"/>
         </w:rPr>
-        <w:t xml:space="preserve">Couche Data : InfluxDB / PostgreSQL / Pipeline Big Data </w:t>
+        <w:t xml:space="preserve">Couche Data : </w:t>
+      </w:r>
+      <w:r>
+        <w:rPr>
+          <w:rFonts w:hint="default" w:ascii="Times New Roman" w:hAnsi="Times New Roman" w:eastAsia="SimSun" w:cs="Times New Roman"/>
+          <w:sz w:val="24"/>
+          <w:szCs w:val="24"/>
+          <w:lang w:val="fr-FR"/>
+        </w:rPr>
+        <w:t>MySQL</w:t>
+      </w:r>
+      <w:bookmarkStart w:id="0" w:name="_GoBack"/>
+      <w:bookmarkEnd w:id="0"/>
+      <w:r>
+        <w:rPr>
+          <w:rFonts w:hint="default" w:ascii="Times New Roman" w:hAnsi="Times New Roman" w:eastAsia="SimSun" w:cs="Times New Roman"/>
+          <w:sz w:val="24"/>
+          <w:szCs w:val="24"/>
+        </w:rPr>
+        <w:t xml:space="preserve"> / Pipeline Big Data </w:t>
       </w:r>
     </w:p>
     <w:p>
@@ -2508,22 +2517,6 @@
                       <a:ln w="6350">
                         <a:noFill/>
                       </a:ln>
-                      <a:extLst>
-                        <a:ext uri="{909E8E84-426E-40DD-AFC4-6F175D3DCCD1}">
-                          <a14:hiddenFill xmlns:a14="http://schemas.microsoft.com/office/drawing/2010/main">
-                            <a:solidFill>
-                              <a:schemeClr val="lt1"/>
-                            </a:solidFill>
-                          </a14:hiddenFill>
-                        </a:ext>
-                        <a:ext uri="{91240B29-F687-4F45-9708-019B960494DF}">
-                          <a14:hiddenLine xmlns:a14="http://schemas.microsoft.com/office/drawing/2010/main" w="6350">
-                            <a:solidFill>
-                              <a:prstClr val="black"/>
-                            </a:solidFill>
-                          </a14:hiddenLine>
-                        </a:ext>
-                      </a:extLst>
                     </wps:spPr>
                     <wps:style>
                       <a:lnRef idx="0">
@@ -2574,7 +2567,7 @@
         </mc:Choice>
         <mc:Fallback>
           <w:pict>
-            <v:shape id="_x0000_s1026" o:spid="_x0000_s1026" o:spt="202" type="#_x0000_t202" style="position:absolute;left:0pt;margin-top:0pt;height:144pt;width:144pt;mso-position-horizontal:center;mso-position-horizontal-relative:margin;mso-wrap-style:none;z-index:251659264;mso-width-relative:page;mso-height-relative:page;" filled="f" stroked="f" coordsize="21600,21600" o:gfxdata="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">
+            <v:shape id="_x0000_s1026" o:spid="_x0000_s1026" o:spt="202" type="#_x0000_t202" style="position:absolute;left:0pt;margin-top:0pt;height:144pt;width:144pt;mso-position-horizontal:center;mso-position-horizontal-relative:margin;mso-wrap-style:none;z-index:251659264;mso-width-relative:page;mso-height-relative:page;" filled="f" stroked="f" coordsize="21600,21600" o:gfxdata="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">
               <v:fill on="f" focussize="0,0"/>
               <v:stroke on="f" weight="0.5pt"/>
               <v:imagedata o:title=""/>
@@ -2838,7 +2831,7 @@
     <w:lsdException w:unhideWhenUsed="0" w:uiPriority="0" w:semiHidden="0" w:name="HTML Sample"/>
     <w:lsdException w:unhideWhenUsed="0" w:uiPriority="0" w:semiHidden="0" w:name="HTML Typewriter"/>
     <w:lsdException w:unhideWhenUsed="0" w:uiPriority="0" w:semiHidden="0" w:name="HTML Variable"/>
-    <w:lsdException w:unhideWhenUsed="0" w:uiPriority="0" w:name="Normal Table"/>
+    <w:lsdException w:qFormat="1" w:unhideWhenUsed="0" w:uiPriority="0" w:name="Normal Table"/>
     <w:lsdException w:unhideWhenUsed="0" w:uiPriority="0" w:semiHidden="0" w:name="annotation subject"/>
     <w:lsdException w:unhideWhenUsed="0" w:uiPriority="0" w:semiHidden="0" w:name="Balloon Text"/>
   </w:latentStyles>
@@ -2905,6 +2898,7 @@
   <w:style w:type="table" w:default="1" w:styleId="9">
     <w:name w:val="Normal Table"/>
     <w:semiHidden/>
+    <w:qFormat/>
     <w:uiPriority w:val="0"/>
     <w:tblPr>
       <w:tblCellMar>
